--- a/downloads/teacher/05 Materials/Unit 06/Handouts/Handout 06.15 - Consolidated Shopping List and Approval Checklist.docx
+++ b/downloads/teacher/05 Materials/Unit 06/Handouts/Handout 06.15 - Consolidated Shopping List and Approval Checklist.docx
@@ -68,19 +68,7 @@
         <w:t xml:space="preserve"> </w:t>
       </w:r>
       <w:r>
-        <w:t xml:space="preserve">each. All prices marked</w:t>
-      </w:r>
-      <w:r>
-        <w:t xml:space="preserve"> </w:t>
-      </w:r>
-      <w:r>
-        <w:rPr>
-          <w:b/>
-        </w:rPr>
-        <w:t xml:space="preserve">[update from this week’s circular]</w:t>
-      </w:r>
-      <w:r>
-        <w:t xml:space="preserve">.</w:t>
+        <w:t xml:space="preserve">each. All prices to be refreshed from the current circular before teaching.</w:t>
       </w:r>
     </w:p>
     <w:p>
@@ -4506,17 +4494,6 @@
       </w:tr>
     </w:tbl>
     <w:p>
-      <w:pPr>
-        <w:pStyle w:val="BodyText"/>
-      </w:pPr>
-      <w:r>
-        <w:rPr>
-          <w:b/>
-        </w:rPr>
-        <w:t xml:space="preserve">[check with a native speaker]</w:t>
-      </w:r>
-    </w:p>
-    <w:p>
       <w:r>
         <w:br w:type="page"/>
       </w:r>
@@ -4964,17 +4941,6 @@
         </w:tc>
       </w:tr>
     </w:tbl>
-    <w:p>
-      <w:pPr>
-        <w:pStyle w:val="BodyText"/>
-      </w:pPr>
-      <w:r>
-        <w:rPr>
-          <w:b/>
-        </w:rPr>
-        <w:t xml:space="preserve">[Sal: add line 13 for your school’s purchasing rule: a purchase order, a reimbursement form, a p-card, or your own money and a receipt. Say out loud which one it is. Students should know real money has a real process.]</w:t>
-      </w:r>
-    </w:p>
     <w:p>
       <w:pPr>
         <w:pStyle w:val="BodyText"/>
@@ -7022,7 +6988,7 @@
         <w:t xml:space="preserve"> </w:t>
       </w:r>
       <w:r>
-        <w:t xml:space="preserve">for Station 4, because Option E’s yield check comes to 28 portions on the whipped topping, not 30. Both failures are designed in. Do not name them; let the checklist find them. The two fixes:</w:t>
+        <w:t xml:space="preserve">for Station 2 as well, because Option B’s yield check comes to 28 portions on the pizza sauce, not 30. Both failures are designed in. Do not name them; let the checklist find them. The two fixes:</w:t>
       </w:r>
     </w:p>
     <w:p>
@@ -7058,13 +7024,13 @@
         <w:rPr>
           <w:b/>
         </w:rPr>
-        <w:t xml:space="preserve">Station 4:</w:t>
+        <w:t xml:space="preserve">Station 2, the yield:</w:t>
       </w:r>
       <w:r>
         <w:t xml:space="preserve"> </w:t>
       </w:r>
       <w:r>
-        <w:t xml:space="preserve">add one can of whipped topping ($2.99, new station total $21.93, now over) and then drop from 3 cans to 2 with a thinner layer plus one extra cookie pack, or simply accept 28 portions and note that the teacher and the spare come from another station’s dish. The honest answer a class can defend: 28 portions of dessert for 28 students is fine if the teacher skips dessert, and that should be said out loud, not hidden.</w:t>
+        <w:t xml:space="preserve">add one jar of pizza sauce ($1.69, which puts the no-pepperoni version at $18.02 and still under), or simply accept 28 portions and note that the teacher and the spare come from another station’s dish. The honest answer a class can defend: 28 pizza tortillas for 28 students is fine if the teacher skips that dish, and that should be said out loud, not hidden.</w:t>
       </w:r>
     </w:p>
     <w:p>
@@ -7072,7 +7038,7 @@
         <w:pStyle w:val="FirstParagraph"/>
       </w:pPr>
       <w:r>
-        <w:t xml:space="preserve">If Station 2 drops the pepperoni and Station 4 adds a can, the class total is</w:t>
+        <w:t xml:space="preserve">If Station 2 drops the pepperoni and adds a jar of sauce, the class total is</w:t>
       </w:r>
       <w:r>
         <w:t xml:space="preserve"> </w:t>
@@ -7081,7 +7047,7 @@
         <w:rPr>
           <w:b/>
         </w:rPr>
-        <w:t xml:space="preserve">$75.50</w:t>
+        <w:t xml:space="preserve">$74.20</w:t>
       </w:r>
       <w:r>
         <w:t xml:space="preserve"> </w:t>
@@ -7105,7 +7071,7 @@
         <w:pStyle w:val="FirstParagraph"/>
       </w:pPr>
       <w:r>
-        <w:t xml:space="preserve">With Options A, B, D, and E, there is exactly one true duplicate:</w:t>
+        <w:t xml:space="preserve">With Options A, B, D, and E, there is no true duplicate:</w:t>
       </w:r>
       <w:r>
         <w:t xml:space="preserve"> </w:t>
@@ -7662,9 +7628,9 @@
       <w:pPr>
         <w:pStyle w:val="Heading2"/>
       </w:pPr>
-      <w:bookmarkStart w:id="44" w:name="sals-real-numbers-for-the-day-2-slide"/>
-      <w:r>
-        <w:t xml:space="preserve">Sal’s real numbers, for the Day 2 slide</w:t>
+      <w:bookmarkStart w:id="44" w:name="my-real-numbers-for-the-day-2-slide"/>
+      <w:r>
+        <w:t xml:space="preserve">My real numbers, for the Day 2 slide</w:t>
       </w:r>
       <w:bookmarkEnd w:id="44"/>
     </w:p>
@@ -7673,7 +7639,7 @@
         <w:pStyle w:val="FirstParagraph"/>
       </w:pPr>
       <w:r>
-        <w:t xml:space="preserve">His King Kullen order came in at</w:t>
+        <w:t xml:space="preserve">My supermarket order came in at</w:t>
       </w:r>
       <w:r>
         <w:t xml:space="preserve"> </w:t>
@@ -7700,7 +7666,7 @@
         <w:t xml:space="preserve">$30.38</w:t>
       </w:r>
       <w:r>
-        <w:t xml:space="preserve">: cookies $14.40, whipped topping $6.00, butter $5.99 (two packs cut to one), and cups $3.99 (two packs cut to one). His six-menu document came in between</w:t>
+        <w:t xml:space="preserve">: cookies $14.40, whipped topping $6.00, butter $5.99 (two packs cut to one), and cups $3.99 (two packs cut to one). My six-menu document came in between</w:t>
       </w:r>
       <w:r>
         <w:t xml:space="preserve"> </w:t>
